--- a/Resume_GaetanFRANCOIS_SIRH2/CV_GaetanFRANCOIS.docx
+++ b/Resume_GaetanFRANCOIS_SIRH2/CV_GaetanFRANCOIS.docx
@@ -429,7 +429,7 @@
                 <w:color w:val="DDDDDD"/>
                 <w:sz w:val="17"/>
               </w:rPr>
-              <w:t>HTML5, CSS3, SQL, SEO</w:t>
+              <w:t>HTML5, CSS3, SQL</w:t>
             </w:r>
           </w:p>
           <w:p>
@@ -865,7 +865,7 @@
                 <w:color w:val="333333"/>
                 <w:sz w:val="18"/>
               </w:rPr>
-              <w:t>Je suis consultant SIRH freelance et j'interviens depuis 15 ans sur le déploiement, la TMA et la migration de solutions SAP HR dans des environnements enterprise multi-pays, avec un fort ancrage sur le compte L'Oréal mondial (40+ pays). Mon profil est technico-fonctionnel : je traduis un besoin RH en spécification et je paramètre la solution. Expert Excel, je traite de très gros volumes de données au quotidien et je construis aussi bien les chargements en masse d'Excel vers SAP que les reportings extraits de SAP vers Excel. J'étais Product Manager d'une startup SaaS et j'utilise Claude Code au quotidien.</w:t>
+              <w:t>Je suis consultant SIRH freelance et j'interviens depuis 15 ans sur le déploiement, la TMA et la migration de solutions SAP HR dans des environnements enterprise multi-pays, avec un fort ancrage sur le compte L'Oréal mondial (40+ pays). Mon profil est technico-fonctionnel : je traduis un besoin RH en spécification et je paramètre la solution. Expert Excel, je traite de très gros volumes de données au quotidien et je construis aussi bien les chargements en masse d'Excel vers SAP que les reportings extraits de SAP vers Excel. J'utilise Claude Code au quotidien.</w:t>
             </w:r>
           </w:p>
           <w:p>
@@ -1062,131 +1062,6 @@
               <w:spacing w:line="204" w:lineRule="exact"/>
             </w:pPr>
           </w:p>
-          <w:tbl>
-            <w:tblPr>
-              <w:tblW w:w="0" w:type="auto"/>
-              <w:tblBorders>
-                <w:top w:val="nil"/>
-                <w:left w:val="nil"/>
-                <w:bottom w:val="nil"/>
-                <w:right w:val="nil"/>
-                <w:insideH w:val="nil"/>
-                <w:insideV w:val="nil"/>
-              </w:tblBorders>
-              <w:tblLayout w:type="fixed"/>
-              <w:tblLook w:val="04A0" w:firstRow="1" w:lastRow="0" w:firstColumn="1" w:lastColumn="0" w:noHBand="0" w:noVBand="1"/>
-            </w:tblPr>
-            <w:tblGrid>
-              <w:gridCol w:w="1701"/>
-              <w:gridCol w:w="6236"/>
-            </w:tblGrid>
-            <w:tr>
-              <w:tc>
-                <w:tcPr>
-                  <w:tcW w:w="1701" w:type="dxa"/>
-                  <w:tcMar>
-                    <w:top w:w="0" w:type="dxa"/>
-                    <w:left w:w="0" w:type="dxa"/>
-                    <w:bottom w:w="0" w:type="dxa"/>
-                    <w:right w:w="150" w:type="dxa"/>
-                  </w:tcMar>
-                </w:tcPr>
-                <w:p>
-                  <w:pPr>
-                    <w:spacing w:before="80" w:after="20" w:line="194" w:lineRule="exact"/>
-                  </w:pPr>
-                  <w:r>
-                    <w:rPr>
-                      <w:rFonts w:ascii="Arial" w:hAnsi="Arial"/>
-                      <w:b/>
-                      <w:color w:val="1C2B3A"/>
-                      <w:sz w:val="17"/>
-                    </w:rPr>
-                    <w:t>2018 - 2026</w:t>
-                  </w:r>
-                </w:p>
-                <w:p>
-                  <w:pPr>
-                    <w:spacing w:after="20" w:line="194" w:lineRule="exact"/>
-                  </w:pPr>
-                  <w:r>
-                    <w:rPr>
-                      <w:rFonts w:ascii="Arial" w:hAnsi="Arial"/>
-                      <w:color w:val="444444"/>
-                      <w:sz w:val="17"/>
-                    </w:rPr>
-                    <w:t>WallOfTraders.com</w:t>
-                  </w:r>
-                </w:p>
-                <w:p>
-                  <w:pPr>
-                    <w:spacing w:after="0" w:line="184" w:lineRule="exact"/>
-                  </w:pPr>
-                  <w:r>
-                    <w:rPr>
-                      <w:rFonts w:ascii="Arial" w:hAnsi="Arial"/>
-                      <w:color w:val="777777"/>
-                      <w:sz w:val="16"/>
-                    </w:rPr>
-                    <w:t>Remote</w:t>
-                  </w:r>
-                </w:p>
-              </w:tc>
-              <w:tc>
-                <w:tcPr>
-                  <w:tcW w:w="6236" w:type="dxa"/>
-                  <w:tcMar>
-                    <w:top w:w="0" w:type="dxa"/>
-                    <w:left w:w="0" w:type="dxa"/>
-                    <w:bottom w:w="0" w:type="dxa"/>
-                    <w:right w:w="0" w:type="dxa"/>
-                  </w:tcMar>
-                </w:tcPr>
-                <w:p>
-                  <w:pPr>
-                    <w:spacing w:after="40" w:line="214" w:lineRule="exact"/>
-                  </w:pPr>
-                  <w:r>
-                    <w:rPr>
-                      <w:rFonts w:ascii="Arial" w:hAnsi="Arial"/>
-                      <w:b/>
-                      <w:color w:val="222222"/>
-                      <w:sz w:val="19"/>
-                    </w:rPr>
-                    <w:t>Product Manager - Startup SaaS</w:t>
-                  </w:r>
-                </w:p>
-                <w:p>
-                  <w:pPr>
-                    <w:spacing w:after="20" w:line="184" w:lineRule="exact"/>
-                    <w:ind w:left="200"/>
-                  </w:pPr>
-                  <w:r>
-                    <w:rPr>
-                      <w:rFonts w:ascii="Arial" w:hAnsi="Arial"/>
-                      <w:color w:val="333333"/>
-                      <w:sz w:val="16"/>
-                    </w:rPr>
-                    <w:t>• Plateforme de trading B2C : gestion produit, support utilisateur, animation communauté (Telegram, newsletter), publicité Facebook</w:t>
-                  </w:r>
-                </w:p>
-                <w:p>
-                  <w:pPr>
-                    <w:spacing w:after="20" w:line="184" w:lineRule="exact"/>
-                    <w:ind w:left="200"/>
-                  </w:pPr>
-                  <w:r>
-                    <w:rPr>
-                      <w:rFonts w:ascii="Arial" w:hAnsi="Arial"/>
-                      <w:color w:val="333333"/>
-                      <w:sz w:val="16"/>
-                    </w:rPr>
-                    <w:t>• SEO : rédaction blog, cocons sémantiques ; gestion de stagiaires et d'alternants ; recette des nouvelles fonctionnalités</w:t>
-                  </w:r>
-                </w:p>
-              </w:tc>
-            </w:tr>
-          </w:tbl>
           <w:p>
             <w:pPr>
               <w:spacing w:line="204" w:lineRule="exact"/>
